--- a/site/downloads/handbook-D8.docx
+++ b/site/downloads/handbook-D8.docx
@@ -1329,6 +1329,194 @@
         <w:t>. A library mentioned without a version counts as unstated.</w:t>
       </w:r>
     </w:p>
+    <w:p>
+      <w:r>
+        <w:rPr>
+          <w:b w:val="0"/>
+          <w:i w:val="0"/>
+        </w:rPr>
+        <w:t>Your code must pass these checks:</w:t>
+      </w:r>
+    </w:p>
+    <w:p>
+      <w:pPr>
+        <w:pStyle w:val="ListBullet"/>
+      </w:pPr>
+      <w:r>
+        <w:rPr>
+          <w:b w:val="0"/>
+          <w:i w:val="0"/>
+        </w:rPr>
+        <w:t>Python has a version (case-insensitive). pandas appears without one. PySpark is absent.</w:t>
+      </w:r>
+    </w:p>
+    <w:p>
+      <w:pPr>
+        <w:pStyle w:val="ListBullet"/>
+      </w:pPr>
+      <w:r>
+        <w:rPr>
+          <w:b w:val="0"/>
+          <w:i w:val="0"/>
+        </w:rPr>
+        <w:t>Allow an optional v before the version.</w:t>
+      </w:r>
+    </w:p>
+    <w:p>
+      <w:pPr>
+        <w:pStyle w:val="ListBullet"/>
+      </w:pPr>
+      <w:r>
+        <w:rPr>
+          <w:b w:val="0"/>
+          <w:i w:val="0"/>
+        </w:rPr>
+        <w:t>pandas-stubs 2.2 is not a pandas version. Match the library name as a whole word.</w:t>
+      </w:r>
+    </w:p>
+    <w:p>
+      <w:r>
+        <w:rPr>
+          <w:b w:val="0"/>
+          <w:i w:val="0"/>
+        </w:rPr>
+        <w:t>Shape of the answer. The reference solution defines these names. Write the bodies yourself.</w:t>
+      </w:r>
+    </w:p>
+    <w:tbl>
+      <w:tblPr>
+        <w:tblW w:type="auto" w:w="0"/>
+        <w:jc w:val="left"/>
+        <w:tblLook w:firstColumn="1" w:firstRow="1" w:lastColumn="0" w:lastRow="0" w:noHBand="0" w:noVBand="1" w:val="04A0"/>
+      </w:tblPr>
+      <w:tblGrid>
+        <w:gridCol w:w="8221"/>
+      </w:tblGrid>
+      <w:tr>
+        <w:tc>
+          <w:tcPr>
+            <w:tcW w:type="dxa" w:w="8221"/>
+            <w:shd w:val="clear" w:color="auto" w:fill="F2F4F7"/>
+          </w:tcPr>
+          <w:p>
+            <w:pPr>
+              <w:spacing w:before="0" w:after="0" w:line="240" w:lineRule="auto"/>
+              <w:ind w:left="567" w:hanging="567"/>
+            </w:pPr>
+            <w:r>
+              <w:rPr>
+                <w:rFonts w:ascii="Consolas" w:hAnsi="Consolas" w:eastAsia="Consolas"/>
+                <w:b w:val="0"/>
+                <w:color w:val="5B6875"/>
+                <w:sz w:val="16"/>
+              </w:rPr>
+              <w:t xml:space="preserve">   1  </w:t>
+            </w:r>
+            <w:r>
+              <w:rPr>
+                <w:rFonts w:ascii="Consolas" w:hAnsi="Consolas" w:eastAsia="Consolas"/>
+                <w:b w:val="0"/>
+                <w:sz w:val="16"/>
+              </w:rPr>
+              <w:t># Libraries a prompt names without a version number.</w:t>
+            </w:r>
+          </w:p>
+          <w:p>
+            <w:pPr>
+              <w:spacing w:before="0" w:after="0" w:line="240" w:lineRule="auto"/>
+              <w:ind w:left="567" w:hanging="567"/>
+            </w:pPr>
+            <w:r>
+              <w:rPr>
+                <w:rFonts w:ascii="Consolas" w:hAnsi="Consolas" w:eastAsia="Consolas"/>
+                <w:b w:val="0"/>
+                <w:color w:val="5B6875"/>
+                <w:sz w:val="16"/>
+              </w:rPr>
+              <w:t xml:space="preserve">   2  </w:t>
+            </w:r>
+            <w:r>
+              <w:rPr>
+                <w:rFonts w:ascii="Consolas" w:hAnsi="Consolas" w:eastAsia="Consolas"/>
+                <w:b w:val="0"/>
+                <w:sz w:val="16"/>
+              </w:rPr>
+              <w:t>def unstated_versions(</w:t>
+            </w:r>
+          </w:p>
+          <w:p>
+            <w:pPr>
+              <w:spacing w:before="0" w:after="0" w:line="240" w:lineRule="auto"/>
+              <w:ind w:left="567" w:hanging="567"/>
+            </w:pPr>
+            <w:r>
+              <w:rPr>
+                <w:rFonts w:ascii="Consolas" w:hAnsi="Consolas" w:eastAsia="Consolas"/>
+                <w:b w:val="0"/>
+                <w:color w:val="5B6875"/>
+                <w:sz w:val="16"/>
+              </w:rPr>
+              <w:t xml:space="preserve">   3  </w:t>
+            </w:r>
+            <w:r>
+              <w:rPr>
+                <w:rFonts w:ascii="Consolas" w:hAnsi="Consolas" w:eastAsia="Consolas"/>
+                <w:b w:val="0"/>
+                <w:sz w:val="16"/>
+              </w:rPr>
+              <w:t xml:space="preserve">    prompt: str,</w:t>
+            </w:r>
+          </w:p>
+          <w:p>
+            <w:pPr>
+              <w:spacing w:before="0" w:after="0" w:line="240" w:lineRule="auto"/>
+              <w:ind w:left="567" w:hanging="567"/>
+            </w:pPr>
+            <w:r>
+              <w:rPr>
+                <w:rFonts w:ascii="Consolas" w:hAnsi="Consolas" w:eastAsia="Consolas"/>
+                <w:b w:val="0"/>
+                <w:color w:val="5B6875"/>
+                <w:sz w:val="16"/>
+              </w:rPr>
+              <w:t xml:space="preserve">   4  </w:t>
+            </w:r>
+            <w:r>
+              <w:rPr>
+                <w:rFonts w:ascii="Consolas" w:hAnsi="Consolas" w:eastAsia="Consolas"/>
+                <w:b w:val="0"/>
+                <w:sz w:val="16"/>
+              </w:rPr>
+              <w:t xml:space="preserve">    libraries: list[str],</w:t>
+            </w:r>
+          </w:p>
+          <w:p>
+            <w:pPr>
+              <w:spacing w:before="0" w:after="0" w:line="240" w:lineRule="auto"/>
+              <w:ind w:left="567" w:hanging="567"/>
+            </w:pPr>
+            <w:r>
+              <w:rPr>
+                <w:rFonts w:ascii="Consolas" w:hAnsi="Consolas" w:eastAsia="Consolas"/>
+                <w:b w:val="0"/>
+                <w:color w:val="5B6875"/>
+                <w:sz w:val="16"/>
+              </w:rPr>
+              <w:t xml:space="preserve">   5  </w:t>
+            </w:r>
+            <w:r>
+              <w:rPr>
+                <w:rFonts w:ascii="Consolas" w:hAnsi="Consolas" w:eastAsia="Consolas"/>
+                <w:b w:val="0"/>
+                <w:sz w:val="16"/>
+              </w:rPr>
+              <w:t>) -&gt; list[str]: ...</w:t>
+            </w:r>
+          </w:p>
+        </w:tc>
+      </w:tr>
+    </w:tbl>
+    <w:p/>
     <w:p>
       <w:r>
         <w:rPr>
@@ -2558,6 +2746,209 @@
           <w:b w:val="0"/>
           <w:i w:val="0"/>
         </w:rPr>
+        <w:t>Your code must pass these checks:</w:t>
+      </w:r>
+    </w:p>
+    <w:p>
+      <w:pPr>
+        <w:pStyle w:val="ListBullet"/>
+      </w:pPr>
+      <w:r>
+        <w:rPr>
+          <w:b w:val="0"/>
+          <w:i w:val="0"/>
+        </w:rPr>
+        <w:t xml:space="preserve">Join args with ', ' using repr, and use </w:t>
+      </w:r>
+      <w:r>
+        <w:rPr>
+          <w:rFonts w:ascii="Consolas" w:hAnsi="Consolas" w:eastAsia="Consolas"/>
+          <w:b w:val="0"/>
+          <w:sz w:val="19"/>
+        </w:rPr>
+        <w:t>is None</w:t>
+      </w:r>
+      <w:r>
+        <w:rPr>
+          <w:b w:val="0"/>
+          <w:i w:val="0"/>
+        </w:rPr>
+        <w:t xml:space="preserve"> for a None result.</w:t>
+      </w:r>
+    </w:p>
+    <w:p>
+      <w:pPr>
+        <w:pStyle w:val="ListBullet"/>
+      </w:pPr>
+      <w:r>
+        <w:rPr>
+          <w:b w:val="0"/>
+          <w:i w:val="0"/>
+        </w:rPr>
+        <w:t>repr keeps strings quoted, so the line is valid Python.</w:t>
+      </w:r>
+    </w:p>
+    <w:p>
+      <w:pPr>
+        <w:pStyle w:val="ListBullet"/>
+      </w:pPr>
+      <w:r>
+        <w:rPr>
+          <w:b w:val="0"/>
+          <w:i w:val="0"/>
+        </w:rPr>
+        <w:t>The generated lines must run as Python and pass for a correct function.</w:t>
+      </w:r>
+    </w:p>
+    <w:p>
+      <w:r>
+        <w:rPr>
+          <w:b w:val="0"/>
+          <w:i w:val="0"/>
+        </w:rPr>
+        <w:t>Shape of the answer. The reference solution defines these names. Write the bodies yourself.</w:t>
+      </w:r>
+    </w:p>
+    <w:tbl>
+      <w:tblPr>
+        <w:tblW w:type="auto" w:w="0"/>
+        <w:jc w:val="left"/>
+        <w:tblLook w:firstColumn="1" w:firstRow="1" w:lastColumn="0" w:lastRow="0" w:noHBand="0" w:noVBand="1" w:val="04A0"/>
+      </w:tblPr>
+      <w:tblGrid>
+        <w:gridCol w:w="8221"/>
+      </w:tblGrid>
+      <w:tr>
+        <w:tc>
+          <w:tcPr>
+            <w:tcW w:type="dxa" w:w="8221"/>
+            <w:shd w:val="clear" w:color="auto" w:fill="F2F4F7"/>
+          </w:tcPr>
+          <w:p>
+            <w:pPr>
+              <w:spacing w:before="0" w:after="0" w:line="240" w:lineRule="auto"/>
+              <w:ind w:left="567" w:hanging="567"/>
+            </w:pPr>
+            <w:r>
+              <w:rPr>
+                <w:rFonts w:ascii="Consolas" w:hAnsi="Consolas" w:eastAsia="Consolas"/>
+                <w:b w:val="0"/>
+                <w:color w:val="5B6875"/>
+                <w:sz w:val="16"/>
+              </w:rPr>
+              <w:t xml:space="preserve">   1  </w:t>
+            </w:r>
+            <w:r>
+              <w:rPr>
+                <w:rFonts w:ascii="Consolas" w:hAnsi="Consolas" w:eastAsia="Consolas"/>
+                <w:b w:val="0"/>
+                <w:sz w:val="16"/>
+              </w:rPr>
+              <w:t># Turn worked examples into assert lines for a prompt or a test file.</w:t>
+            </w:r>
+          </w:p>
+          <w:p>
+            <w:pPr>
+              <w:spacing w:before="0" w:after="0" w:line="240" w:lineRule="auto"/>
+              <w:ind w:left="567" w:hanging="567"/>
+            </w:pPr>
+            <w:r>
+              <w:rPr>
+                <w:rFonts w:ascii="Consolas" w:hAnsi="Consolas" w:eastAsia="Consolas"/>
+                <w:b w:val="0"/>
+                <w:color w:val="5B6875"/>
+                <w:sz w:val="16"/>
+              </w:rPr>
+              <w:t xml:space="preserve">   2  </w:t>
+            </w:r>
+            <w:r>
+              <w:rPr>
+                <w:rFonts w:ascii="Consolas" w:hAnsi="Consolas" w:eastAsia="Consolas"/>
+                <w:b w:val="0"/>
+                <w:sz w:val="16"/>
+              </w:rPr>
+              <w:t>def examples_to_asserts(</w:t>
+            </w:r>
+          </w:p>
+          <w:p>
+            <w:pPr>
+              <w:spacing w:before="0" w:after="0" w:line="240" w:lineRule="auto"/>
+              <w:ind w:left="567" w:hanging="567"/>
+            </w:pPr>
+            <w:r>
+              <w:rPr>
+                <w:rFonts w:ascii="Consolas" w:hAnsi="Consolas" w:eastAsia="Consolas"/>
+                <w:b w:val="0"/>
+                <w:color w:val="5B6875"/>
+                <w:sz w:val="16"/>
+              </w:rPr>
+              <w:t xml:space="preserve">   3  </w:t>
+            </w:r>
+            <w:r>
+              <w:rPr>
+                <w:rFonts w:ascii="Consolas" w:hAnsi="Consolas" w:eastAsia="Consolas"/>
+                <w:b w:val="0"/>
+                <w:sz w:val="16"/>
+              </w:rPr>
+              <w:t xml:space="preserve">    func_name: str,</w:t>
+            </w:r>
+          </w:p>
+          <w:p>
+            <w:pPr>
+              <w:spacing w:before="0" w:after="0" w:line="240" w:lineRule="auto"/>
+              <w:ind w:left="567" w:hanging="567"/>
+            </w:pPr>
+            <w:r>
+              <w:rPr>
+                <w:rFonts w:ascii="Consolas" w:hAnsi="Consolas" w:eastAsia="Consolas"/>
+                <w:b w:val="0"/>
+                <w:color w:val="5B6875"/>
+                <w:sz w:val="16"/>
+              </w:rPr>
+              <w:t xml:space="preserve">   4  </w:t>
+            </w:r>
+            <w:r>
+              <w:rPr>
+                <w:rFonts w:ascii="Consolas" w:hAnsi="Consolas" w:eastAsia="Consolas"/>
+                <w:b w:val="0"/>
+                <w:sz w:val="16"/>
+              </w:rPr>
+              <w:t xml:space="preserve">    examples: list[tuple[tuple[object, ...], object]],</w:t>
+            </w:r>
+          </w:p>
+          <w:p>
+            <w:pPr>
+              <w:spacing w:before="0" w:after="0" w:line="240" w:lineRule="auto"/>
+              <w:ind w:left="567" w:hanging="567"/>
+            </w:pPr>
+            <w:r>
+              <w:rPr>
+                <w:rFonts w:ascii="Consolas" w:hAnsi="Consolas" w:eastAsia="Consolas"/>
+                <w:b w:val="0"/>
+                <w:color w:val="5B6875"/>
+                <w:sz w:val="16"/>
+              </w:rPr>
+              <w:t xml:space="preserve">   5  </w:t>
+            </w:r>
+            <w:r>
+              <w:rPr>
+                <w:rFonts w:ascii="Consolas" w:hAnsi="Consolas" w:eastAsia="Consolas"/>
+                <w:b w:val="0"/>
+                <w:sz w:val="16"/>
+              </w:rPr>
+              <w:t>) -&gt; list[str]: ...</w:t>
+            </w:r>
+          </w:p>
+        </w:tc>
+      </w:tr>
+    </w:tbl>
+    <w:p/>
+    <w:p>
+      <w:r>
+        <w:rPr>
+          <w:b w:val="0"/>
+          <w:i w:val="0"/>
+        </w:rPr>
         <w:t>Starter code:</w:t>
       </w:r>
     </w:p>
@@ -3798,6 +4189,125 @@
         <w:t xml:space="preserve"> after stripping count.</w:t>
       </w:r>
     </w:p>
+    <w:p>
+      <w:r>
+        <w:rPr>
+          <w:b w:val="0"/>
+          <w:i w:val="0"/>
+        </w:rPr>
+        <w:t>Your code must pass these checks:</w:t>
+      </w:r>
+    </w:p>
+    <w:p>
+      <w:pPr>
+        <w:pStyle w:val="ListBullet"/>
+      </w:pPr>
+      <w:r>
+        <w:rPr>
+          <w:b w:val="0"/>
+          <w:i w:val="0"/>
+        </w:rPr>
+        <w:t>A changed assertion counts as removed. Compare stripped lines.</w:t>
+      </w:r>
+    </w:p>
+    <w:p>
+      <w:pPr>
+        <w:pStyle w:val="ListBullet"/>
+      </w:pPr>
+      <w:r>
+        <w:rPr>
+          <w:b w:val="0"/>
+          <w:i w:val="0"/>
+        </w:rPr>
+        <w:t>Report deleted asserts, and ignore non-assert lines.</w:t>
+      </w:r>
+    </w:p>
+    <w:p>
+      <w:pPr>
+        <w:pStyle w:val="ListBullet"/>
+      </w:pPr>
+      <w:r>
+        <w:rPr>
+          <w:b w:val="0"/>
+          <w:i w:val="0"/>
+        </w:rPr>
+        <w:t>Reordering or re-indenting an assert is not a removal.</w:t>
+      </w:r>
+    </w:p>
+    <w:p>
+      <w:r>
+        <w:rPr>
+          <w:b w:val="0"/>
+          <w:i w:val="0"/>
+        </w:rPr>
+        <w:t>Shape of the answer. The reference solution defines these names. Write the bodies yourself.</w:t>
+      </w:r>
+    </w:p>
+    <w:tbl>
+      <w:tblPr>
+        <w:tblW w:type="auto" w:w="0"/>
+        <w:jc w:val="left"/>
+        <w:tblLook w:firstColumn="1" w:firstRow="1" w:lastColumn="0" w:lastRow="0" w:noHBand="0" w:noVBand="1" w:val="04A0"/>
+      </w:tblPr>
+      <w:tblGrid>
+        <w:gridCol w:w="8221"/>
+      </w:tblGrid>
+      <w:tr>
+        <w:tc>
+          <w:tcPr>
+            <w:tcW w:type="dxa" w:w="8221"/>
+            <w:shd w:val="clear" w:color="auto" w:fill="F2F4F7"/>
+          </w:tcPr>
+          <w:p>
+            <w:pPr>
+              <w:spacing w:before="0" w:after="0" w:line="240" w:lineRule="auto"/>
+              <w:ind w:left="567" w:hanging="567"/>
+            </w:pPr>
+            <w:r>
+              <w:rPr>
+                <w:rFonts w:ascii="Consolas" w:hAnsi="Consolas" w:eastAsia="Consolas"/>
+                <w:b w:val="0"/>
+                <w:color w:val="5B6875"/>
+                <w:sz w:val="16"/>
+              </w:rPr>
+              <w:t xml:space="preserve">   1  </w:t>
+            </w:r>
+            <w:r>
+              <w:rPr>
+                <w:rFonts w:ascii="Consolas" w:hAnsi="Consolas" w:eastAsia="Consolas"/>
+                <w:b w:val="0"/>
+                <w:sz w:val="16"/>
+              </w:rPr>
+              <w:t># Assert statements in the old test file that the new one lacks.</w:t>
+            </w:r>
+          </w:p>
+          <w:p>
+            <w:pPr>
+              <w:spacing w:before="0" w:after="0" w:line="240" w:lineRule="auto"/>
+              <w:ind w:left="567" w:hanging="567"/>
+            </w:pPr>
+            <w:r>
+              <w:rPr>
+                <w:rFonts w:ascii="Consolas" w:hAnsi="Consolas" w:eastAsia="Consolas"/>
+                <w:b w:val="0"/>
+                <w:color w:val="5B6875"/>
+                <w:sz w:val="16"/>
+              </w:rPr>
+              <w:t xml:space="preserve">   2  </w:t>
+            </w:r>
+            <w:r>
+              <w:rPr>
+                <w:rFonts w:ascii="Consolas" w:hAnsi="Consolas" w:eastAsia="Consolas"/>
+                <w:b w:val="0"/>
+                <w:sz w:val="16"/>
+              </w:rPr>
+              <w:t>def removed_asserts(before: str, after: str) -&gt; list[str]: ...</w:t>
+            </w:r>
+          </w:p>
+        </w:tc>
+      </w:tr>
+    </w:tbl>
+    <w:p/>
     <w:p>
       <w:r>
         <w:rPr>

--- a/site/downloads/handbook-D8.docx
+++ b/site/downloads/handbook-D8.docx
@@ -1327,6 +1327,242 @@
           <w:i w:val="0"/>
         </w:rPr>
         <w:t>. A library mentioned without a version counts as unstated.</w:t>
+      </w:r>
+    </w:p>
+    <w:p>
+      <w:r>
+        <w:rPr>
+          <w:b/>
+          <w:i w:val="0"/>
+        </w:rPr>
+        <w:t>What you need to know.</w:t>
+      </w:r>
+    </w:p>
+    <w:p>
+      <w:r>
+        <w:rPr>
+          <w:rFonts w:ascii="Consolas" w:hAnsi="Consolas" w:eastAsia="Consolas"/>
+          <w:b w:val="0"/>
+          <w:sz w:val="19"/>
+        </w:rPr>
+        <w:t>re.escape(text)</w:t>
+      </w:r>
+      <w:r>
+        <w:rPr>
+          <w:b w:val="0"/>
+          <w:i w:val="0"/>
+        </w:rPr>
+        <w:t xml:space="preserve"> adds backslashes before characters that have a meaning in patterns, such as </w:t>
+      </w:r>
+      <w:r>
+        <w:rPr>
+          <w:rFonts w:ascii="Consolas" w:hAnsi="Consolas" w:eastAsia="Consolas"/>
+          <w:b w:val="0"/>
+          <w:sz w:val="19"/>
+        </w:rPr>
+        <w:t>.</w:t>
+      </w:r>
+      <w:r>
+        <w:rPr>
+          <w:b w:val="0"/>
+          <w:i w:val="0"/>
+        </w:rPr>
+        <w:t xml:space="preserve"> or </w:t>
+      </w:r>
+      <w:r>
+        <w:rPr>
+          <w:rFonts w:ascii="Consolas" w:hAnsi="Consolas" w:eastAsia="Consolas"/>
+          <w:b w:val="0"/>
+          <w:sz w:val="19"/>
+        </w:rPr>
+        <w:t>+</w:t>
+      </w:r>
+      <w:r>
+        <w:rPr>
+          <w:b w:val="0"/>
+          <w:i w:val="0"/>
+        </w:rPr>
+        <w:t xml:space="preserve">, so the text matches literally. </w:t>
+      </w:r>
+      <w:r>
+        <w:rPr>
+          <w:rFonts w:ascii="Consolas" w:hAnsi="Consolas" w:eastAsia="Consolas"/>
+          <w:b w:val="0"/>
+          <w:sz w:val="19"/>
+        </w:rPr>
+        <w:t>re.search(pattern, text, flags=re.IGNORECASE)</w:t>
+      </w:r>
+      <w:r>
+        <w:rPr>
+          <w:b w:val="0"/>
+          <w:i w:val="0"/>
+        </w:rPr>
+        <w:t xml:space="preserve"> looks for a match anywhere in the text, ignoring case, and returns </w:t>
+      </w:r>
+      <w:r>
+        <w:rPr>
+          <w:rFonts w:ascii="Consolas" w:hAnsi="Consolas" w:eastAsia="Consolas"/>
+          <w:b w:val="0"/>
+          <w:sz w:val="19"/>
+        </w:rPr>
+        <w:t>None</w:t>
+      </w:r>
+      <w:r>
+        <w:rPr>
+          <w:b w:val="0"/>
+          <w:i w:val="0"/>
+        </w:rPr>
+        <w:t xml:space="preserve"> when there is none.</w:t>
+      </w:r>
+    </w:p>
+    <w:tbl>
+      <w:tblPr>
+        <w:tblW w:type="auto" w:w="0"/>
+        <w:jc w:val="left"/>
+        <w:tblLook w:firstColumn="1" w:firstRow="1" w:lastColumn="0" w:lastRow="0" w:noHBand="0" w:noVBand="1" w:val="04A0"/>
+      </w:tblPr>
+      <w:tblGrid>
+        <w:gridCol w:w="8221"/>
+      </w:tblGrid>
+      <w:tr>
+        <w:tc>
+          <w:tcPr>
+            <w:tcW w:type="dxa" w:w="8221"/>
+            <w:shd w:val="clear" w:color="auto" w:fill="F2F4F7"/>
+          </w:tcPr>
+          <w:p>
+            <w:pPr>
+              <w:spacing w:before="0" w:after="0" w:line="240" w:lineRule="auto"/>
+              <w:ind w:left="567" w:hanging="567"/>
+            </w:pPr>
+            <w:r>
+              <w:rPr>
+                <w:rFonts w:ascii="Consolas" w:hAnsi="Consolas" w:eastAsia="Consolas"/>
+                <w:b w:val="0"/>
+                <w:color w:val="5B6875"/>
+                <w:sz w:val="16"/>
+              </w:rPr>
+              <w:t xml:space="preserve">   1  </w:t>
+            </w:r>
+            <w:r>
+              <w:rPr>
+                <w:rFonts w:ascii="Consolas" w:hAnsi="Consolas" w:eastAsia="Consolas"/>
+                <w:b w:val="0"/>
+                <w:sz w:val="16"/>
+              </w:rPr>
+              <w:t>import re</w:t>
+            </w:r>
+          </w:p>
+          <w:p>
+            <w:pPr>
+              <w:spacing w:before="0" w:after="0" w:line="240" w:lineRule="auto"/>
+              <w:ind w:left="567" w:hanging="567"/>
+            </w:pPr>
+            <w:r>
+              <w:rPr>
+                <w:rFonts w:ascii="Consolas" w:hAnsi="Consolas" w:eastAsia="Consolas"/>
+                <w:b w:val="0"/>
+                <w:color w:val="5B6875"/>
+                <w:sz w:val="16"/>
+              </w:rPr>
+              <w:t xml:space="preserve">   2  </w:t>
+            </w:r>
+            <w:r>
+              <w:rPr>
+                <w:rFonts w:ascii="Consolas" w:hAnsi="Consolas" w:eastAsia="Consolas"/>
+                <w:b w:val="0"/>
+                <w:sz w:val="16"/>
+              </w:rPr>
+              <w:t xml:space="preserve"> </w:t>
+            </w:r>
+          </w:p>
+          <w:p>
+            <w:pPr>
+              <w:spacing w:before="0" w:after="0" w:line="240" w:lineRule="auto"/>
+              <w:ind w:left="567" w:hanging="567"/>
+            </w:pPr>
+            <w:r>
+              <w:rPr>
+                <w:rFonts w:ascii="Consolas" w:hAnsi="Consolas" w:eastAsia="Consolas"/>
+                <w:b w:val="0"/>
+                <w:color w:val="5B6875"/>
+                <w:sz w:val="16"/>
+              </w:rPr>
+              <w:t xml:space="preserve">   3  </w:t>
+            </w:r>
+            <w:r>
+              <w:rPr>
+                <w:rFonts w:ascii="Consolas" w:hAnsi="Consolas" w:eastAsia="Consolas"/>
+                <w:b w:val="0"/>
+                <w:sz w:val="16"/>
+              </w:rPr>
+              <w:t>name = re.escape("C++")   # 'C\+\+'</w:t>
+            </w:r>
+          </w:p>
+          <w:p>
+            <w:pPr>
+              <w:spacing w:before="0" w:after="0" w:line="240" w:lineRule="auto"/>
+              <w:ind w:left="567" w:hanging="567"/>
+            </w:pPr>
+            <w:r>
+              <w:rPr>
+                <w:rFonts w:ascii="Consolas" w:hAnsi="Consolas" w:eastAsia="Consolas"/>
+                <w:b w:val="0"/>
+                <w:color w:val="5B6875"/>
+                <w:sz w:val="16"/>
+              </w:rPr>
+              <w:t xml:space="preserve">   4  </w:t>
+            </w:r>
+            <w:r>
+              <w:rPr>
+                <w:rFonts w:ascii="Consolas" w:hAnsi="Consolas" w:eastAsia="Consolas"/>
+                <w:b w:val="0"/>
+                <w:sz w:val="16"/>
+              </w:rPr>
+              <w:t>re.search(name + r"\s*\d+", "I use c++ 20", flags=re.IGNORECASE)   # a match</w:t>
+            </w:r>
+          </w:p>
+        </w:tc>
+      </w:tr>
+    </w:tbl>
+    <w:p/>
+    <w:p>
+      <w:r>
+        <w:rPr>
+          <w:b w:val="0"/>
+          <w:i w:val="0"/>
+        </w:rPr>
+        <w:t xml:space="preserve">An </w:t>
+      </w:r>
+      <w:r>
+        <w:rPr>
+          <w:rFonts w:ascii="Consolas" w:hAnsi="Consolas" w:eastAsia="Consolas"/>
+          <w:b w:val="0"/>
+          <w:sz w:val="19"/>
+        </w:rPr>
+        <w:t>rf"..."</w:t>
+      </w:r>
+      <w:r>
+        <w:rPr>
+          <w:b w:val="0"/>
+          <w:i w:val="0"/>
+        </w:rPr>
+        <w:t xml:space="preserve"> string combines a raw string (backslashes stay as typed) with an f-string (</w:t>
+      </w:r>
+      <w:r>
+        <w:rPr>
+          <w:rFonts w:ascii="Consolas" w:hAnsi="Consolas" w:eastAsia="Consolas"/>
+          <w:b w:val="0"/>
+          <w:sz w:val="19"/>
+        </w:rPr>
+        <w:t>{...}</w:t>
+      </w:r>
+      <w:r>
+        <w:rPr>
+          <w:b w:val="0"/>
+          <w:i w:val="0"/>
+        </w:rPr>
+        <w:t xml:space="preserve"> inserts a value).</w:t>
       </w:r>
     </w:p>
     <w:p>
